--- a/games/peril-to-profit-story-atlas/exports/raw/rule/long-rest.docx
+++ b/games/peril-to-profit-story-atlas/exports/raw/rule/long-rest.docx
@@ -23,7 +23,7 @@
         <w:pStyle w:val="Normal"/>
       </w:pPr>
       <w:r>
-        <w:t xml:space="preserve">A deeper downtime recovery and reset structure used when the story has enough time.</w:t>
+        <w:t xml:space="preserve">Extended downtime recovery; the GM gains 1d4 plus the number of PCs in Fear and may advance a long-term countdown.</w:t>
       </w:r>
     </w:p>
     <w:p>
@@ -63,7 +63,7 @@
         <w:pStyle w:val="Normal"/>
       </w:pPr>
       <w:r>
-        <w:t xml:space="preserve">Not during immediate danger. Use short rest inside the one-shot; save long rest for between-session recovery or continuation play.</w:t>
+        <w:t xml:space="preserve">Not during immediate danger. Use short rest inside the one-shot; save long rest for continuation play and long-term pressure.</w:t>
       </w:r>
     </w:p>
     <w:p>
@@ -127,7 +127,7 @@
         <w:pStyle w:val="Normal"/>
       </w:pPr>
       <w:r>
-        <w:t xml:space="preserve">Summary: A deeper downtime recovery and reset structure used when the story has enough time.</w:t>
+        <w:t xml:space="preserve">Summary: Extended downtime recovery; the GM gains 1d4 plus the number of PCs in Fear and may advance a long-term countdown.</w:t>
       </w:r>
     </w:p>
     <w:p>
@@ -159,7 +159,7 @@
         <w:pStyle w:val="Normal"/>
       </w:pPr>
       <w:r>
-        <w:t xml:space="preserve">Answer: Not during immediate danger. Use short rest inside the one-shot; save long rest for between-session recovery or continuation play.</w:t>
+        <w:t xml:space="preserve">Answer: Not during immediate danger. Use short rest inside the one-shot; save long rest for continuation play and long-term pressure.</w:t>
       </w:r>
     </w:p>
     <w:p>
@@ -175,7 +175,7 @@
         <w:pStyle w:val="Normal"/>
       </w:pPr>
       <w:r>
-        <w:t xml:space="preserve">Related: short-rest level-up domain-cards</w:t>
+        <w:t xml:space="preserve">Related: short-rest level-up domain-cards countdown</w:t>
       </w:r>
     </w:p>
     <w:p>
@@ -199,7 +199,7 @@
         <w:pStyle w:val="Normal"/>
       </w:pPr>
       <w:r>
-        <w:t xml:space="preserve">Mechanic Profile: mechanic-profile-v1 long-rest Long Rest downtime full rest Long Rest downtime #rules-canon Beginner+ short-rest level-up domain-cards Introduce at first use short-rest level-up domain-cards A deeper downtime recovery and reset structure used when the story has enough time. Not during immediate danger. Use short rest inside the one-shot; save long rest for between-session recovery or continuation play. Use between adventures or when a sequel session gives the party real downtime. Long Rest: A deeper downtime recovery and reset structure used when the story has enough time. Use between adventures or when a sequel session gives the party real downtime. Not during immediate danger. Use short rest inside the one-shot; save long rest for between-session recovery or continuation play. Return to the fiction with the concrete result, cost, or benefit. After the epilogue, a future campaign could begin after a long rest and level-up decisions. After the epilogue, a future campaign could begin after a long rest and level-up decisions. Do we long rest? Long Rest downtime full rest short-rest level-up domain-cards Verified against local Daggerheart rules packet and Mechanic System Packet...</w:t>
+        <w:t xml:space="preserve">Mechanic Profile: mechanic-profile-v1 long-rest Long Rest downtime full rest Long Rest downtime #rules-canon Beginner+ short-rest level-up domain-cards countdown Introduce at first use short-rest level-up domain-cards countdown Extended downtime recovery; the GM gains 1d4 plus the number of PCs in Fear and may advance a long-term countdown. Not during immediate danger. Use short rest inside the one-shot; save long rest for continuation play and long-term pressure. Use between adventures or when a sequel session gives the party real downtime. Long Rest: Extended downtime recovery; the GM gains 1d4 plus the number of PCs in Fear and may advance a long-term countdown. Use between adventures or when a sequel session gives the party real downtime. Not during immediate danger. Use short rest inside the one-shot; save long rest for continuation play and long-term pressure. Return to the fiction with the concrete result, cost, or benefit. After the epilogue, a future campaign could begin after a long rest and level-up decisions. After the epilogue, a future campaign could begin after a long rest and level-up decisions. Do we long rest? Long Rest downtime full rest short-rest level-up domain-cards...</w:t>
       </w:r>
     </w:p>
     <w:p>
@@ -231,7 +231,7 @@
         <w:pStyle w:val="Normal"/>
       </w:pPr>
       <w:r>
-        <w:t xml:space="preserve">Build 2026-06-23T21:40:58 | Content hash 69a657f89e06ee02 | Source hash dac3370046ed077140fab2d6</w:t>
+        <w:t xml:space="preserve">Build 2026-07-05T12:33:16 | Content hash d1f3d3b91c564b8f | Source hash 6753a06c32e5dca07a19eb73</w:t>
       </w:r>
     </w:p>
     <w:sectPr/>
